--- a/Documents/Real/SAHAYI_Database_Tables_Structure.docx
+++ b/Documents/Real/SAHAYI_Database_Tables_Structure.docx
@@ -1,6 +1,6 @@
 
 <file path=word/document.xml><?xml version="1.0" encoding="utf-8"?>
-<w:document xmlns:wpc="http://schemas.microsoft.com/office/word/2010/wordprocessingCanvas" xmlns:cx="http://schemas.microsoft.com/office/drawing/2014/chartex" xmlns:cx1="http://schemas.microsoft.com/office/drawing/2015/9/8/chartex" xmlns:cx2="http://schemas.microsoft.com/office/drawing/2015/10/21/chartex" xmlns:cx3="http://schemas.microsoft.com/office/drawing/2016/5/9/chartex" xmlns:cx4="http://schemas.microsoft.com/office/drawing/2016/5/10/chartex" xmlns:cx5="http://schemas.microsoft.com/office/drawing/2016/5/11/chartex" xmlns:cx6="http://schemas.microsoft.com/office/drawing/2016/5/12/chartex" xmlns:cx7="http://schemas.microsoft.com/office/drawing/2016/5/13/chartex" xmlns:cx8="http://schemas.microsoft.com/office/drawing/2016/5/14/chartex" xmlns:mc="http://schemas.openxmlformats.org/markup-compatibility/2006" xmlns:aink="http://schemas.microsoft.com/office/drawing/2016/ink" xmlns:am3d="http://schemas.microsoft.com/office/drawing/2017/model3d" xmlns:o="urn:schemas-microsoft-com:office:office" xmlns:oel="http://schemas.microsoft.com/office/2019/extlst" xmlns:r="http://schemas.openxmlformats.org/officeDocument/2006/relationships" xmlns:m="http://schemas.openxmlformats.org/officeDocument/2006/math" xmlns:v="urn:schemas-microsoft-com:vml" xmlns:wp14="http://schemas.microsoft.com/office/word/2010/wordprocessingDrawing" xmlns:wp="http://schemas.openxmlformats.org/drawingml/2006/wordprocessingDrawing" xmlns:w10="urn:schemas-microsoft-com:office:word" xmlns:w="http://schemas.openxmlformats.org/wordprocessingml/2006/main" xmlns:w14="http://schemas.microsoft.com/office/word/2010/wordml" xmlns:w15="http://schemas.microsoft.com/office/word/2012/wordml" xmlns:w16cex="http://schemas.microsoft.com/office/word/2018/wordml/cex" xmlns:w16cid="http://schemas.microsoft.com/office/word/2016/wordml/cid" xmlns:w16="http://schemas.microsoft.com/office/word/2018/wordml" xmlns:w16du="http://schemas.microsoft.com/office/word/2023/wordml/word16du" xmlns:w16sdtdh="http://schemas.microsoft.com/office/word/2020/wordml/sdtdatahash" xmlns:w16sdtfl="http://schemas.microsoft.com/office/word/2024/wordml/sdtformatlock" xmlns:w16se="http://schemas.microsoft.com/office/word/2015/wordml/symex" xmlns:wpg="http://schemas.microsoft.com/office/word/2010/wordprocessingGroup" xmlns:wpi="http://schemas.microsoft.com/office/word/2010/wordprocessingInk" xmlns:wne="http://schemas.microsoft.com/office/word/2006/wordml" xmlns:wps="http://schemas.microsoft.com/office/word/2010/wordprocessingShape" mc:Ignorable="w14 w15 w16se w16cid w16 w16cex w16sdtdh w16sdtfl w16du wp14">
+<w:document xmlns:wpc="http://schemas.microsoft.com/office/word/2010/wordprocessingCanvas" xmlns:cx="http://schemas.microsoft.com/office/drawing/2014/chartex" xmlns:cx1="http://schemas.microsoft.com/office/drawing/2015/9/8/chartex" xmlns:cx2="http://schemas.microsoft.com/office/drawing/2015/10/21/chartex" xmlns:cx3="http://schemas.microsoft.com/office/drawing/2016/5/9/chartex" xmlns:cx4="http://schemas.microsoft.com/office/drawing/2016/5/10/chartex" xmlns:cx5="http://schemas.microsoft.com/office/drawing/2016/5/11/chartex" xmlns:cx6="http://schemas.microsoft.com/office/drawing/2016/5/12/chartex" xmlns:cx7="http://schemas.microsoft.com/office/drawing/2016/5/13/chartex" xmlns:cx8="http://schemas.microsoft.com/office/drawing/2016/5/14/chartex" xmlns:mc="http://schemas.openxmlformats.org/markup-compatibility/2006" xmlns:aink="http://schemas.microsoft.com/office/drawing/2016/ink" xmlns:am3d="http://schemas.microsoft.com/office/drawing/2017/model3d" xmlns:o="urn:schemas-microsoft-com:office:office" xmlns:oel="http://schemas.microsoft.com/office/2019/extlst" xmlns:r="http://schemas.openxmlformats.org/officeDocument/2006/relationships" xmlns:m="http://schemas.openxmlformats.org/officeDocument/2006/math" xmlns:v="urn:schemas-microsoft-com:vml" xmlns:wp14="http://schemas.microsoft.com/office/word/2010/wordprocessingDrawing" xmlns:wp="http://schemas.openxmlformats.org/drawingml/2006/wordprocessingDrawing" xmlns:w10="urn:schemas-microsoft-com:office:word" xmlns:w="http://schemas.openxmlformats.org/wordprocessingml/2006/main" xmlns:w14="http://schemas.microsoft.com/office/word/2010/wordml" xmlns:w15="http://schemas.microsoft.com/office/word/2012/wordml" xmlns:w16cei="http://schemas.microsoft.com/office/word/2026/wordml/cei" xmlns:w16cex="http://schemas.microsoft.com/office/word/2018/wordml/cex" xmlns:w16cid="http://schemas.microsoft.com/office/word/2016/wordml/cid" xmlns:w16="http://schemas.microsoft.com/office/word/2018/wordml" xmlns:w16du="http://schemas.microsoft.com/office/word/2023/wordml/word16du" xmlns:w16sdtdh="http://schemas.microsoft.com/office/word/2020/wordml/sdtdatahash" xmlns:w16sdtfl="http://schemas.microsoft.com/office/word/2024/wordml/sdtformatlock" xmlns:w16se="http://schemas.microsoft.com/office/word/2015/wordml/symex" xmlns:wpg="http://schemas.microsoft.com/office/word/2010/wordprocessingGroup" xmlns:wpi="http://schemas.microsoft.com/office/word/2010/wordprocessingInk" xmlns:wne="http://schemas.microsoft.com/office/word/2006/wordml" xmlns:wps="http://schemas.microsoft.com/office/word/2010/wordprocessingShape" mc:Ignorable="w14 w15 w16se w16cid w16 w16cex w16sdtdh w16sdtfl w16du wp14">
   <w:body>
     <w:p>
       <w:pPr>
@@ -582,7 +582,15 @@
                 <w:color w:val="642882"/>
                 <w:sz w:val="19"/>
               </w:rPr>
-              <w:t>NVARCHAR(50)</w:t>
+              <w:t>VARCHAR</w:t>
+            </w:r>
+            <w:r>
+              <w:rPr>
+                <w:rFonts w:ascii="Times New Roman" w:hAnsi="Times New Roman" w:cs="Times New Roman"/>
+                <w:color w:val="642882"/>
+                <w:sz w:val="19"/>
+              </w:rPr>
+              <w:t>(50)</w:t>
             </w:r>
           </w:p>
         </w:tc>
@@ -700,7 +708,15 @@
                 <w:color w:val="642882"/>
                 <w:sz w:val="19"/>
               </w:rPr>
-              <w:t>NVARCHAR(255)</w:t>
+              <w:t>VARCHAR</w:t>
+            </w:r>
+            <w:r>
+              <w:rPr>
+                <w:rFonts w:ascii="Times New Roman" w:hAnsi="Times New Roman" w:cs="Times New Roman"/>
+                <w:color w:val="642882"/>
+                <w:sz w:val="19"/>
+              </w:rPr>
+              <w:t>(255)</w:t>
             </w:r>
           </w:p>
         </w:tc>
@@ -1451,7 +1467,15 @@
                 <w:color w:val="642882"/>
                 <w:sz w:val="19"/>
               </w:rPr>
-              <w:t>NVARCHAR(100)</w:t>
+              <w:t>VARCHAR</w:t>
+            </w:r>
+            <w:r>
+              <w:rPr>
+                <w:rFonts w:ascii="Times New Roman" w:hAnsi="Times New Roman" w:cs="Times New Roman"/>
+                <w:color w:val="642882"/>
+                <w:sz w:val="19"/>
+              </w:rPr>
+              <w:t>(100)</w:t>
             </w:r>
           </w:p>
         </w:tc>
@@ -2086,7 +2110,15 @@
                 <w:color w:val="642882"/>
                 <w:sz w:val="19"/>
               </w:rPr>
-              <w:t>NVARCHAR(150)</w:t>
+              <w:t>VARCHAR</w:t>
+            </w:r>
+            <w:r>
+              <w:rPr>
+                <w:rFonts w:ascii="Times New Roman" w:hAnsi="Times New Roman" w:cs="Times New Roman"/>
+                <w:color w:val="642882"/>
+                <w:sz w:val="19"/>
+              </w:rPr>
+              <w:t>(150)</w:t>
             </w:r>
           </w:p>
         </w:tc>
@@ -2322,7 +2354,15 @@
                 <w:color w:val="642882"/>
                 <w:sz w:val="19"/>
               </w:rPr>
-              <w:t>NVARCHAR(50)</w:t>
+              <w:t>VARCHAR</w:t>
+            </w:r>
+            <w:r>
+              <w:rPr>
+                <w:rFonts w:ascii="Times New Roman" w:hAnsi="Times New Roman" w:cs="Times New Roman"/>
+                <w:color w:val="642882"/>
+                <w:sz w:val="19"/>
+              </w:rPr>
+              <w:t>(50)</w:t>
             </w:r>
           </w:p>
         </w:tc>
@@ -2440,7 +2480,15 @@
                 <w:color w:val="642882"/>
                 <w:sz w:val="19"/>
               </w:rPr>
-              <w:t>NVARCHAR(100)</w:t>
+              <w:t>VARCHAR</w:t>
+            </w:r>
+            <w:r>
+              <w:rPr>
+                <w:rFonts w:ascii="Times New Roman" w:hAnsi="Times New Roman" w:cs="Times New Roman"/>
+                <w:color w:val="642882"/>
+                <w:sz w:val="19"/>
+              </w:rPr>
+              <w:t>(100)</w:t>
             </w:r>
           </w:p>
         </w:tc>
@@ -2558,7 +2606,15 @@
                 <w:color w:val="642882"/>
                 <w:sz w:val="19"/>
               </w:rPr>
-              <w:t>NVARCHAR(20)</w:t>
+              <w:t>VARCHAR</w:t>
+            </w:r>
+            <w:r>
+              <w:rPr>
+                <w:rFonts w:ascii="Times New Roman" w:hAnsi="Times New Roman" w:cs="Times New Roman"/>
+                <w:color w:val="642882"/>
+                <w:sz w:val="19"/>
+              </w:rPr>
+              <w:t>(20)</w:t>
             </w:r>
           </w:p>
         </w:tc>
@@ -3428,7 +3484,15 @@
                 <w:color w:val="642882"/>
                 <w:sz w:val="19"/>
               </w:rPr>
-              <w:t>NVARCHAR(150)</w:t>
+              <w:t>VARCHAR</w:t>
+            </w:r>
+            <w:r>
+              <w:rPr>
+                <w:rFonts w:ascii="Times New Roman" w:hAnsi="Times New Roman" w:cs="Times New Roman"/>
+                <w:color w:val="642882"/>
+                <w:sz w:val="19"/>
+              </w:rPr>
+              <w:t>(150)</w:t>
             </w:r>
           </w:p>
         </w:tc>
@@ -3546,7 +3610,15 @@
                 <w:color w:val="642882"/>
                 <w:sz w:val="19"/>
               </w:rPr>
-              <w:t>NVARCHAR(15)</w:t>
+              <w:t>VARCHAR</w:t>
+            </w:r>
+            <w:r>
+              <w:rPr>
+                <w:rFonts w:ascii="Times New Roman" w:hAnsi="Times New Roman" w:cs="Times New Roman"/>
+                <w:color w:val="642882"/>
+                <w:sz w:val="19"/>
+              </w:rPr>
+              <w:t>(15)</w:t>
             </w:r>
           </w:p>
         </w:tc>
@@ -3664,7 +3736,15 @@
                 <w:color w:val="642882"/>
                 <w:sz w:val="19"/>
               </w:rPr>
-              <w:t>NVARCHAR(150)</w:t>
+              <w:t>VARCHAR</w:t>
+            </w:r>
+            <w:r>
+              <w:rPr>
+                <w:rFonts w:ascii="Times New Roman" w:hAnsi="Times New Roman" w:cs="Times New Roman"/>
+                <w:color w:val="642882"/>
+                <w:sz w:val="19"/>
+              </w:rPr>
+              <w:t>(150)</w:t>
             </w:r>
           </w:p>
         </w:tc>
@@ -3782,7 +3862,15 @@
                 <w:color w:val="642882"/>
                 <w:sz w:val="19"/>
               </w:rPr>
-              <w:t>NVARCHAR(MAX)</w:t>
+              <w:t>VARCHAR</w:t>
+            </w:r>
+            <w:r>
+              <w:rPr>
+                <w:rFonts w:ascii="Times New Roman" w:hAnsi="Times New Roman" w:cs="Times New Roman"/>
+                <w:color w:val="642882"/>
+                <w:sz w:val="19"/>
+              </w:rPr>
+              <w:t>(MAX)</w:t>
             </w:r>
           </w:p>
         </w:tc>
@@ -4074,16 +4162,7 @@
                 <w:color w:val="323232"/>
                 <w:sz w:val="19"/>
               </w:rPr>
-              <w:t xml:space="preserve">Assigned access role ID (Links to </w:t>
-            </w:r>
-            <w:r>
-              <w:rPr>
-                <w:rFonts w:ascii="Times New Roman" w:hAnsi="Times New Roman" w:cs="Times New Roman"/>
-                <w:color w:val="323232"/>
-                <w:sz w:val="19"/>
-              </w:rPr>
-              <w:lastRenderedPageBreak/>
-              <w:t>tbl_UserRoles)</w:t>
+              <w:t>Assigned access role ID (Links to tbl_UserRoles)</w:t>
             </w:r>
           </w:p>
         </w:tc>
@@ -5252,7 +5331,15 @@
                 <w:color w:val="642882"/>
                 <w:sz w:val="19"/>
               </w:rPr>
-              <w:t>NVARCHAR(200)</w:t>
+              <w:t>VARCHAR</w:t>
+            </w:r>
+            <w:r>
+              <w:rPr>
+                <w:rFonts w:ascii="Times New Roman" w:hAnsi="Times New Roman" w:cs="Times New Roman"/>
+                <w:color w:val="642882"/>
+                <w:sz w:val="19"/>
+              </w:rPr>
+              <w:t>(200)</w:t>
             </w:r>
           </w:p>
         </w:tc>
@@ -5370,7 +5457,15 @@
                 <w:color w:val="642882"/>
                 <w:sz w:val="19"/>
               </w:rPr>
-              <w:t>NVARCHAR(MAX)</w:t>
+              <w:t>VARCHAR</w:t>
+            </w:r>
+            <w:r>
+              <w:rPr>
+                <w:rFonts w:ascii="Times New Roman" w:hAnsi="Times New Roman" w:cs="Times New Roman"/>
+                <w:color w:val="642882"/>
+                <w:sz w:val="19"/>
+              </w:rPr>
+              <w:t>(MAX)</w:t>
             </w:r>
           </w:p>
         </w:tc>
@@ -5855,7 +5950,6 @@
                 <w:color w:val="FFFFFF"/>
                 <w:sz w:val="20"/>
               </w:rPr>
-              <w:lastRenderedPageBreak/>
               <w:t>Column Name</w:t>
             </w:r>
           </w:p>
@@ -5977,6 +6071,7 @@
                 <w:color w:val="141414"/>
                 <w:sz w:val="19"/>
               </w:rPr>
+              <w:lastRenderedPageBreak/>
               <w:t>AttendanceId</w:t>
             </w:r>
           </w:p>
@@ -7583,7 +7678,15 @@
                 <w:color w:val="642882"/>
                 <w:sz w:val="19"/>
               </w:rPr>
-              <w:t>NVARCHAR(50)</w:t>
+              <w:t>VARCHAR</w:t>
+            </w:r>
+            <w:r>
+              <w:rPr>
+                <w:rFonts w:ascii="Times New Roman" w:hAnsi="Times New Roman" w:cs="Times New Roman"/>
+                <w:color w:val="642882"/>
+                <w:sz w:val="19"/>
+              </w:rPr>
+              <w:t>(50)</w:t>
             </w:r>
           </w:p>
         </w:tc>
@@ -8690,7 +8793,15 @@
                 <w:color w:val="642882"/>
                 <w:sz w:val="19"/>
               </w:rPr>
-              <w:t>NVARCHAR(500)</w:t>
+              <w:t>VARCHAR</w:t>
+            </w:r>
+            <w:r>
+              <w:rPr>
+                <w:rFonts w:ascii="Times New Roman" w:hAnsi="Times New Roman" w:cs="Times New Roman"/>
+                <w:color w:val="642882"/>
+                <w:sz w:val="19"/>
+              </w:rPr>
+              <w:t>(500)</w:t>
             </w:r>
           </w:p>
         </w:tc>
@@ -9044,7 +9155,15 @@
                 <w:color w:val="642882"/>
                 <w:sz w:val="19"/>
               </w:rPr>
-              <w:t>NVARCHAR(20)</w:t>
+              <w:t>VARCHAR</w:t>
+            </w:r>
+            <w:r>
+              <w:rPr>
+                <w:rFonts w:ascii="Times New Roman" w:hAnsi="Times New Roman" w:cs="Times New Roman"/>
+                <w:color w:val="642882"/>
+                <w:sz w:val="19"/>
+              </w:rPr>
+              <w:t>(20)</w:t>
             </w:r>
           </w:p>
         </w:tc>
@@ -10623,7 +10742,15 @@
                 <w:color w:val="642882"/>
                 <w:sz w:val="19"/>
               </w:rPr>
-              <w:t>NVARCHAR(50)</w:t>
+              <w:t>VARCHAR</w:t>
+            </w:r>
+            <w:r>
+              <w:rPr>
+                <w:rFonts w:ascii="Times New Roman" w:hAnsi="Times New Roman" w:cs="Times New Roman"/>
+                <w:color w:val="642882"/>
+                <w:sz w:val="19"/>
+              </w:rPr>
+              <w:t>(50)</w:t>
             </w:r>
           </w:p>
         </w:tc>
@@ -11493,7 +11620,15 @@
                 <w:color w:val="642882"/>
                 <w:sz w:val="19"/>
               </w:rPr>
-              <w:t>NVARCHAR(100)</w:t>
+              <w:t>VARCHAR</w:t>
+            </w:r>
+            <w:r>
+              <w:rPr>
+                <w:rFonts w:ascii="Times New Roman" w:hAnsi="Times New Roman" w:cs="Times New Roman"/>
+                <w:color w:val="642882"/>
+                <w:sz w:val="19"/>
+              </w:rPr>
+              <w:t>(100)</w:t>
             </w:r>
           </w:p>
         </w:tc>
@@ -11611,7 +11746,15 @@
                 <w:color w:val="642882"/>
                 <w:sz w:val="19"/>
               </w:rPr>
-              <w:t>NVARCHAR(500)</w:t>
+              <w:t>VARCHAR</w:t>
+            </w:r>
+            <w:r>
+              <w:rPr>
+                <w:rFonts w:ascii="Times New Roman" w:hAnsi="Times New Roman" w:cs="Times New Roman"/>
+                <w:color w:val="642882"/>
+                <w:sz w:val="19"/>
+              </w:rPr>
+              <w:t>(500)</w:t>
             </w:r>
           </w:p>
         </w:tc>
@@ -12609,7 +12752,15 @@
                 <w:color w:val="642882"/>
                 <w:sz w:val="19"/>
               </w:rPr>
-              <w:t>NVARCHAR(100)</w:t>
+              <w:t>VARCHAR</w:t>
+            </w:r>
+            <w:r>
+              <w:rPr>
+                <w:rFonts w:ascii="Times New Roman" w:hAnsi="Times New Roman" w:cs="Times New Roman"/>
+                <w:color w:val="642882"/>
+                <w:sz w:val="19"/>
+              </w:rPr>
+              <w:t>(100)</w:t>
             </w:r>
           </w:p>
         </w:tc>
@@ -13597,7 +13748,15 @@
                 <w:color w:val="642882"/>
                 <w:sz w:val="19"/>
               </w:rPr>
-              <w:t>NVARCHAR(MAX)</w:t>
+              <w:t>VARCHAR</w:t>
+            </w:r>
+            <w:r>
+              <w:rPr>
+                <w:rFonts w:ascii="Times New Roman" w:hAnsi="Times New Roman" w:cs="Times New Roman"/>
+                <w:color w:val="642882"/>
+                <w:sz w:val="19"/>
+              </w:rPr>
+              <w:t>(MAX)</w:t>
             </w:r>
           </w:p>
         </w:tc>
@@ -13743,7 +13902,7 @@
                 <w:color w:val="323232"/>
                 <w:sz w:val="19"/>
               </w:rPr>
-              <w:t xml:space="preserve">DEFAULT </w:t>
+              <w:t xml:space="preserve">DEFAULT GETUTCDATE(), NOT </w:t>
             </w:r>
             <w:r>
               <w:rPr>
@@ -13752,7 +13911,7 @@
                 <w:sz w:val="19"/>
               </w:rPr>
               <w:lastRenderedPageBreak/>
-              <w:t>GETUTCDATE(), NOT NULL</w:t>
+              <w:t>NULL</w:t>
             </w:r>
           </w:p>
         </w:tc>
@@ -14713,7 +14872,15 @@
                 <w:color w:val="642882"/>
                 <w:sz w:val="19"/>
               </w:rPr>
-              <w:t>NVARCHAR(MAX)</w:t>
+              <w:t>VARCHAR</w:t>
+            </w:r>
+            <w:r>
+              <w:rPr>
+                <w:rFonts w:ascii="Times New Roman" w:hAnsi="Times New Roman" w:cs="Times New Roman"/>
+                <w:color w:val="642882"/>
+                <w:sz w:val="19"/>
+              </w:rPr>
+              <w:t>(MAX)</w:t>
             </w:r>
           </w:p>
         </w:tc>
@@ -15030,7 +15197,7 @@
 </file>
 
 <file path=word/numbering.xml><?xml version="1.0" encoding="utf-8"?>
-<w:numbering xmlns:wpc="http://schemas.microsoft.com/office/word/2010/wordprocessingCanvas" xmlns:cx="http://schemas.microsoft.com/office/drawing/2014/chartex" xmlns:cx1="http://schemas.microsoft.com/office/drawing/2015/9/8/chartex" xmlns:cx2="http://schemas.microsoft.com/office/drawing/2015/10/21/chartex" xmlns:cx3="http://schemas.microsoft.com/office/drawing/2016/5/9/chartex" xmlns:cx4="http://schemas.microsoft.com/office/drawing/2016/5/10/chartex" xmlns:cx5="http://schemas.microsoft.com/office/drawing/2016/5/11/chartex" xmlns:cx6="http://schemas.microsoft.com/office/drawing/2016/5/12/chartex" xmlns:cx7="http://schemas.microsoft.com/office/drawing/2016/5/13/chartex" xmlns:cx8="http://schemas.microsoft.com/office/drawing/2016/5/14/chartex" xmlns:mc="http://schemas.openxmlformats.org/markup-compatibility/2006" xmlns:aink="http://schemas.microsoft.com/office/drawing/2016/ink" xmlns:am3d="http://schemas.microsoft.com/office/drawing/2017/model3d" xmlns:o="urn:schemas-microsoft-com:office:office" xmlns:oel="http://schemas.microsoft.com/office/2019/extlst" xmlns:r="http://schemas.openxmlformats.org/officeDocument/2006/relationships" xmlns:m="http://schemas.openxmlformats.org/officeDocument/2006/math" xmlns:v="urn:schemas-microsoft-com:vml" xmlns:wp14="http://schemas.microsoft.com/office/word/2010/wordprocessingDrawing" xmlns:wp="http://schemas.openxmlformats.org/drawingml/2006/wordprocessingDrawing" xmlns:w10="urn:schemas-microsoft-com:office:word" xmlns:w="http://schemas.openxmlformats.org/wordprocessingml/2006/main" xmlns:w14="http://schemas.microsoft.com/office/word/2010/wordml" xmlns:w15="http://schemas.microsoft.com/office/word/2012/wordml" xmlns:w16cex="http://schemas.microsoft.com/office/word/2018/wordml/cex" xmlns:w16cid="http://schemas.microsoft.com/office/word/2016/wordml/cid" xmlns:w16="http://schemas.microsoft.com/office/word/2018/wordml" xmlns:w16du="http://schemas.microsoft.com/office/word/2023/wordml/word16du" xmlns:w16sdtdh="http://schemas.microsoft.com/office/word/2020/wordml/sdtdatahash" xmlns:w16sdtfl="http://schemas.microsoft.com/office/word/2024/wordml/sdtformatlock" xmlns:w16se="http://schemas.microsoft.com/office/word/2015/wordml/symex" xmlns:wpg="http://schemas.microsoft.com/office/word/2010/wordprocessingGroup" xmlns:wpi="http://schemas.microsoft.com/office/word/2010/wordprocessingInk" xmlns:wne="http://schemas.microsoft.com/office/word/2006/wordml" xmlns:wps="http://schemas.microsoft.com/office/word/2010/wordprocessingShape" mc:Ignorable="w14 w15 w16se w16cid w16 w16cex w16sdtdh w16sdtfl w16du wp14">
+<w:numbering xmlns:wpc="http://schemas.microsoft.com/office/word/2010/wordprocessingCanvas" xmlns:cx="http://schemas.microsoft.com/office/drawing/2014/chartex" xmlns:cx1="http://schemas.microsoft.com/office/drawing/2015/9/8/chartex" xmlns:cx2="http://schemas.microsoft.com/office/drawing/2015/10/21/chartex" xmlns:cx3="http://schemas.microsoft.com/office/drawing/2016/5/9/chartex" xmlns:cx4="http://schemas.microsoft.com/office/drawing/2016/5/10/chartex" xmlns:cx5="http://schemas.microsoft.com/office/drawing/2016/5/11/chartex" xmlns:cx6="http://schemas.microsoft.com/office/drawing/2016/5/12/chartex" xmlns:cx7="http://schemas.microsoft.com/office/drawing/2016/5/13/chartex" xmlns:cx8="http://schemas.microsoft.com/office/drawing/2016/5/14/chartex" xmlns:mc="http://schemas.openxmlformats.org/markup-compatibility/2006" xmlns:aink="http://schemas.microsoft.com/office/drawing/2016/ink" xmlns:am3d="http://schemas.microsoft.com/office/drawing/2017/model3d" xmlns:o="urn:schemas-microsoft-com:office:office" xmlns:oel="http://schemas.microsoft.com/office/2019/extlst" xmlns:r="http://schemas.openxmlformats.org/officeDocument/2006/relationships" xmlns:m="http://schemas.openxmlformats.org/officeDocument/2006/math" xmlns:v="urn:schemas-microsoft-com:vml" xmlns:wp14="http://schemas.microsoft.com/office/word/2010/wordprocessingDrawing" xmlns:wp="http://schemas.openxmlformats.org/drawingml/2006/wordprocessingDrawing" xmlns:w10="urn:schemas-microsoft-com:office:word" xmlns:w="http://schemas.openxmlformats.org/wordprocessingml/2006/main" xmlns:w14="http://schemas.microsoft.com/office/word/2010/wordml" xmlns:w15="http://schemas.microsoft.com/office/word/2012/wordml" xmlns:w16cei="http://schemas.microsoft.com/office/word/2026/wordml/cei" xmlns:w16cex="http://schemas.microsoft.com/office/word/2018/wordml/cex" xmlns:w16cid="http://schemas.microsoft.com/office/word/2016/wordml/cid" xmlns:w16="http://schemas.microsoft.com/office/word/2018/wordml" xmlns:w16du="http://schemas.microsoft.com/office/word/2023/wordml/word16du" xmlns:w16sdtdh="http://schemas.microsoft.com/office/word/2020/wordml/sdtdatahash" xmlns:w16sdtfl="http://schemas.microsoft.com/office/word/2024/wordml/sdtformatlock" xmlns:w16se="http://schemas.microsoft.com/office/word/2015/wordml/symex" xmlns:wpg="http://schemas.microsoft.com/office/word/2010/wordprocessingGroup" xmlns:wpi="http://schemas.microsoft.com/office/word/2010/wordprocessingInk" xmlns:wne="http://schemas.microsoft.com/office/word/2006/wordml" xmlns:wps="http://schemas.microsoft.com/office/word/2010/wordprocessingShape" mc:Ignorable="w14 w15 w16se w16cid w16 w16cex w16sdtdh w16sdtfl w16du wp14">
   <w:abstractNum w:abstractNumId="0" w15:restartNumberingAfterBreak="0">
     <w:nsid w:val="FFFFFF7C"/>
     <w:multiLevelType w:val="singleLevel"/>
